--- a/documents/24-clearhaven-prod-deploy-sop.docx
+++ b/documents/24-clearhaven-prod-deploy-sop.docx
@@ -10720,7 +10720,7 @@
         <w:pStyle w:val="Heading1"/>
       </w:pPr>
       <w:r>
-        <w:t>Working remainder for CLH-SOP-2023-019</w:t>
+        <w:t>Open work after September 14, 2023</w:t>
       </w:r>
     </w:p>
     <w:p>
@@ -10734,7 +10734,7 @@
           <w:color w:val="222222"/>
           <w:sz w:val="24"/>
         </w:rPr>
-        <w:t>The front of Production deploy for ingest-api, match-engine, and break-svc is the document. This remainder is the leftover a colleague still trips on: named people, named boxes, named tickets, and the work I still owe after September 14, 2023. It is not a second log and it is not a stack of exhibits with the same stub. If a paragraph fights the decision in the front, strike the paragraph.</w:t>
+        <w:t>What follows is leftover work from Production deploy for ingest-api, match-engine, and break-svc: named people, named boxes, named tickets, and the items I still owe. If a paragraph fights the decision in the front of CLH-SOP-2023-019, strike the paragraph.</w:t>
       </w:r>
     </w:p>
     <w:p>
@@ -10888,7 +10888,7 @@
           <w:color w:val="222222"/>
           <w:sz w:val="24"/>
         </w:rPr>
-        <w:t>I will not put identifiers in chat, logs, or a support zip on a wiki that drifts. CLH-SOP-2024-011 and this file are the record. If Kavya Menon needs a diagram, they get a permalink, not a photo of a whiteboard. pg-recon-01.prod.nseng.internal stays out of the diagram title. If a new engineer asks where the leftover lives, I point here. I do not point at a Slack pin from September 14, 2023. Client Clearhaven.</w:t>
+        <w:t>I will not put identifiers in chat, logs, or a support zip on a wiki that drifts. CLH-SOP-2024-011 and this file are the record. If Kavya Menon needs a diagram, they get a permalink, not a photo of a whiteboard. pg-recon-01.prod.nseng.internal stays out of the diagram title. If a new engineer asks where the leftover lives, I point here. I do not point at a Slack pin from September 14, 2023.</w:t>
       </w:r>
     </w:p>
     <w:p>
@@ -13232,7 +13232,7 @@
           <w:color w:val="222222"/>
           <w:sz w:val="24"/>
         </w:rPr>
-        <w:t>People who were absent still get a usable remainder, not a transcript. Helen Cho gets the decision, the refuse, and the date. They do not get a reconstruction of who raised their voice. If they object, they object on CLH-SOP-2024-011. Client Clearhaven. Author Aman Kumar.</w:t>
+        <w:t>People who were absent still get a usable remainder, not a transcript. Helen Cho gets the decision, the refuse, and the date. They do not get a reconstruction of who raised their voice. If they object, they object on CLH-SOP-2024-011.</w:t>
       </w:r>
     </w:p>
     <w:p>
@@ -14277,7 +14277,7 @@
           <w:color w:val="222222"/>
           <w:sz w:val="24"/>
         </w:rPr>
-        <w:t>If you are implementing, keep the rejected alternative dead. If you are on-call, start read-only. If you are Kavya Menon, the ask is unchanged: pick the path in the main body or send it back with a named objection. Sample I would still defend: 2195 rows, 14 minutes, freeze respected. Strike this remainder if it ever fights the decision callout. Author Aman Kumar. Client Clearhaven.</w:t>
+        <w:t>If you are implementing, keep the rejected alternative dead. If you are on-call, start read-only. If you are Kavya Menon, the ask is unchanged: pick the path in the main body or send it back with a named objection. Sample I would still defend: 2195 rows, 14 minutes, freeze respected. Strike this section if it ever fights the decision callout.</w:t>
       </w:r>
     </w:p>
     <w:p>
@@ -14291,7 +14291,7 @@
           <w:color w:val="222222"/>
           <w:sz w:val="24"/>
         </w:rPr>
-        <w:t>This heading is the reopen rule, not a promise that nothing follows. If we still need words after the bank, they are named leftovers, not another copy of the same stub. poison versus lag versus empty-success is done as a heading when If Priya closes NS-CHG or writes a new date.</w:t>
+        <w:t>This heading is the reopen rule. poison versus lag versus empty-success is done when If Priya closes NS-CHG or writes a new date.</w:t>
       </w:r>
     </w:p>
     <w:p>
@@ -15443,7 +15443,7 @@
           <w:color w:val="222222"/>
           <w:sz w:val="24"/>
         </w:rPr>
-        <w:t>I am out of new section shapes. What follows is leftover owners and tickets already in this file, written so a colleague can act. I will not invent another exhibit format to fill a page budget.</w:t>
+        <w:t>Owners and tickets still attached to CLH-SOP-2023-019, written so a colleague can act without hunting Slack. Close is a decision, a refuse, or a new date.</w:t>
       </w:r>
     </w:p>
     <w:p>
@@ -15457,7 +15457,7 @@
           <w:color w:val="222222"/>
           <w:sz w:val="24"/>
         </w:rPr>
-        <w:t>CLH-SOP-2024-011 still sits with Kavya Menon. Host pg-recon-01.prod.nseng.internal. Due September 25, 2023 unless they write a new date. Close is a decision, a refuse, or that date. I will not accept a status dump. Front-matter number I am not re-arguing: 16. If this leftover is done, Kavya Menon marks CLH-SOP-2024-011 done. Aman Kumar will not keep a shadow list. Client Clearhaven.</w:t>
+        <w:t>CLH-SOP-2024-011 still sits with Kavya Menon. Host pg-recon-01.prod.nseng.internal. Due September 25, 2023 unless they write a new date. Close is a decision, a refuse, or that date. I will not accept a status dump. Front-matter number I am not re-arguing: 16. If this leftover is done, Kavya Menon marks CLH-SOP-2024-011 done. Aman Kumar will not keep a shadow list.</w:t>
       </w:r>
     </w:p>
     <w:p>
@@ -15555,7 +15555,7 @@
           <w:color w:val="222222"/>
           <w:sz w:val="24"/>
         </w:rPr>
-        <w:t>Stop leftover: NS-CHG-2023-311 is not a twin of CLH-SOP-2024-011. Keep one thread. Diego Alvarez on msk-clh-prod.nseng.internal. If this paragraph fights the front of CLH-SOP-2023-019, strike it. Due October 9, 2023. Client Clearhaven.</w:t>
+        <w:t>Stop leftover: NS-CHG-2023-311 is not a twin of CLH-SOP-2024-011. Keep one thread. Diego Alvarez on msk-clh-prod.nseng.internal. If this paragraph fights the front of CLH-SOP-2023-019, strike it. Due October 9, 2023.</w:t>
       </w:r>
     </w:p>
     <w:p>
@@ -15569,7 +15569,7 @@
           <w:color w:val="222222"/>
           <w:sz w:val="24"/>
         </w:rPr>
-        <w:t>CLH-SOP-2024-011 still sits with Kavya Menon. Host pg-recon-01.prod.nseng.internal. Due October 11, 2023 unless they write a new date. Close is a decision, a refuse, or that date. I will not accept a status dump. Front-matter number I am not re-arguing: 17. If this leftover is done, Kavya Menon marks CLH-SOP-2024-011 done. Aman Kumar will not keep a shadow list. Client Clearhaven.</w:t>
+        <w:t>CLH-SOP-2024-011 still sits with Kavya Menon. Host pg-recon-01.prod.nseng.internal. Due October 11, 2023 unless they write a new date. Close is a decision, a refuse, or that date. I will not accept a status dump. Front-matter number I am not re-arguing: 17. If this leftover is done, Kavya Menon marks CLH-SOP-2024-011 done. Aman Kumar will not keep a shadow list.</w:t>
       </w:r>
     </w:p>
     <w:p>
